--- a/assets/CHEN Liheng - CV-20250630.docx
+++ b/assets/CHEN Liheng - CV-20250630.docx
@@ -886,6 +886,18 @@
       </w:r>
       <w:r>
         <w:rPr>
+          <w:rFonts w:hint="default" w:eastAsia="宋体"/>
+          <w:bCs/>
+          <w:color w:val="19181B"/>
+          <w:kern w:val="0"/>
+          <w:sz w:val="20"/>
+          <w:szCs w:val="20"/>
+          <w:lang w:val="en-US"/>
+        </w:rPr>
+        <w:t xml:space="preserve">First Prize Scholarship for the Competition, </w:t>
+      </w:r>
+      <w:r>
+        <w:rPr>
           <w:bCs/>
           <w:color w:val="19181B"/>
           <w:kern w:val="0"/>
@@ -918,6 +930,8 @@
         </w:rPr>
         <w:t>Prize</w:t>
       </w:r>
+      <w:bookmarkStart w:id="0" w:name="_GoBack"/>
+      <w:bookmarkEnd w:id="0"/>
     </w:p>
     <w:p>
       <w:pPr>
@@ -1217,8 +1231,6 @@
           <w:lang w:val="en-US"/>
         </w:rPr>
       </w:pPr>
-      <w:bookmarkStart w:id="0" w:name="_GoBack"/>
-      <w:bookmarkEnd w:id="0"/>
     </w:p>
     <w:p>
       <w:pPr>
@@ -5153,6 +5165,7 @@
       <w:jc w:val="left"/>
     </w:pPr>
     <w:rPr>
+      <w:rFonts w:ascii="Times New Roman" w:hAnsi="Times New Roman" w:eastAsia="宋体" w:cs="Times New Roman"/>
       <w:kern w:val="0"/>
       <w:sz w:val="24"/>
       <w:szCs w:val="24"/>
